--- a/Lab/36/volumen_cilindro_hueco_v1.docx
+++ b/Lab/36/volumen_cilindro_hueco_v1.docx
@@ -5149,7 +5149,7 @@
         <w:pStyle w:val="FirstParagraph"/>
       </w:pPr>
       <w:r>
-        <w:t xml:space="preserve">Laura desea saber cuánto agua se necesita para llenar el tanque cilíndrico interno, pero solamente cuenta con las medidas de las dimensiones que muestra la figura.</w:t>
+        <w:t xml:space="preserve">Mateo desea saber cuánto(a) fluido se necesita para llenar un tanque cilíndrico interno, pero solamente cuenta con las medidas de las dimensiones que muestra la figura.</w:t>
       </w:r>
     </w:p>
     <w:p>
@@ -5159,7 +5159,7 @@
       <w:r>
         <w:drawing>
           <wp:inline>
-            <wp:extent cx="4856480" cy="5542280"/>
+            <wp:extent cx="5334000" cy="7274092"/>
             <wp:effectExtent b="0" l="0" r="0" t="0"/>
             <wp:docPr descr="" title="" id="21" name="Picture"/>
             <a:graphic>
@@ -5180,7 +5180,7 @@
                   <pic:spPr bwMode="auto">
                     <a:xfrm>
                       <a:off x="0" y="0"/>
-                      <a:ext cx="4856480" cy="5542280"/>
+                      <a:ext cx="5334000" cy="7274092"/>
                     </a:xfrm>
                     <a:prstGeom prst="rect">
                       <a:avLst/>
@@ -5251,7 +5251,7 @@
         <w:pStyle w:val="BodyText"/>
       </w:pPr>
       <w:r>
-        <w:t xml:space="preserve">¿Cuál medida le falta a Laura para hallar la cantidad deseada?</w:t>
+        <w:t xml:space="preserve">¿Cuál medida le falta a Mateo para hallar la cantidad deseada?</w:t>
       </w:r>
     </w:p>
     <w:bookmarkStart w:id="26" w:name="answerlist"/>
@@ -5348,7 +5348,7 @@
         <w:pStyle w:val="BodyText"/>
       </w:pPr>
       <w:r>
-        <w:t xml:space="preserve">Para calcular el volumen de agua necesario para llenar el tanque cilíndrico interior, necesitamos calcular el volumen de un cilindro, cuya fórmula es:</w:t>
+        <w:t xml:space="preserve">Para calcular el volumen de fluido necesario para llenar el tanque cilíndrico medio, necesitamos calcular el volumen de un cilindro, cuya fórmula es:</w:t>
       </w:r>
     </w:p>
     <w:p>
@@ -5422,7 +5422,7 @@
         <w:t xml:space="preserve"> </w:t>
       </w:r>
       <w:r>
-        <w:t xml:space="preserve">es el radio (en este caso, el radio interno = 20 cm)</w:t>
+        <w:t xml:space="preserve">es el radio (en este caso, el radio interno = 0.2 m)</w:t>
       </w:r>
       <w:r>
         <w:t xml:space="preserve"> </w:t>
@@ -5456,13 +5456,13 @@
         <w:t xml:space="preserve"> </w:t>
       </w:r>
       <w:r>
-        <w:t xml:space="preserve">- Diámetro externo = 62 cm</w:t>
+        <w:t xml:space="preserve">- Diámetro externo = 0.7 m</w:t>
       </w:r>
       <w:r>
         <w:t xml:space="preserve"> </w:t>
       </w:r>
       <w:r>
-        <w:t xml:space="preserve">- Radio interno = 20 cm</w:t>
+        <w:t xml:space="preserve">- Radio interno = 0.2 m</w:t>
       </w:r>
     </w:p>
     <w:p>
@@ -5470,7 +5470,7 @@
         <w:pStyle w:val="BodyText"/>
       </w:pPr>
       <w:r>
-        <w:t xml:space="preserve">Sin embargo, no se nos proporciona la altura del cilindro, que es esencial para calcular el volumen. Por lo tanto, a Laura le falta conocer la altura del cilindro para poder calcular la cantidad de agua necesaria.</w:t>
+        <w:t xml:space="preserve">Sin embargo, no se nos proporciona la altura del cilindro, que es esencial para calcular el volumen. Por lo tanto, a Mateo le falta conocer la altura del cilindro para poder calcular la cantidad de fluido necesaria.</w:t>
       </w:r>
     </w:p>
     <w:p>
@@ -5513,7 +5513,7 @@
               </m:dPr>
               <m:e>
                 <m:r>
-                  <m:t>20</m:t>
+                  <m:t>0.2</m:t>
                 </m:r>
               </m:e>
             </m:d>
@@ -5540,16 +5540,7 @@
           <m:t>=</m:t>
         </m:r>
         <m:r>
-          <m:t>1256</m:t>
-        </m:r>
-        <m:r>
-          <m:rPr>
-            <m:sty m:val="p"/>
-          </m:rPr>
-          <m:t>,</m:t>
-        </m:r>
-        <m:r>
-          <m:t>64</m:t>
+          <m:t>0.13</m:t>
         </m:r>
         <m:r>
           <m:rPr>
@@ -5565,7 +5556,7 @@
         <w:t xml:space="preserve"> </w:t>
       </w:r>
       <w:r>
-        <w:t xml:space="preserve">cm³</w:t>
+        <w:t xml:space="preserve">m³</w:t>
       </w:r>
     </w:p>
     <w:bookmarkStart w:id="28" w:name="answerlist-1"/>
